--- a/mau_forms_thi_clb/THIET_KE_6_PHAN.docx
+++ b/mau_forms_thi_clb/THIET_KE_6_PHAN.docx
@@ -16,6 +16,20 @@
           <w:i/>
         </w:rPr>
         <w:t>Bản thiết kế đã duyệt. Tài liệu này giải thích cách biểu mẫu hoạt động và minh hoạ bằng một học sinh điền thử.</w:t>
+      </w:r>
+    </w:p>
+    <w:p>
+      <w:r>
+        <w:rPr>
+          <w:b/>
+        </w:rPr>
+        <w:t xml:space="preserve">Lưu ý: </w:t>
+      </w:r>
+      <w:r>
+        <w:rPr>
+          <w:i w:val="0"/>
+        </w:rPr>
+        <w:t>Tệp này để đọc. Đừng nhập tệp này vào Forms. Tệp để nhập là NHAP_FORMS_6_PHAN.docx.</w:t>
       </w:r>
     </w:p>
     <w:p>
@@ -3571,7 +3585,7 @@
         <w:pStyle w:val="ListNumber"/>
       </w:pPr>
       <w:r>
-        <w:t>Tạo biểu mẫu dạng Quiz, đặt tên “Đăng ký CLB và thi tuyển”.</w:t>
+        <w:t>Trên forms.office.com chọn Quick import, chọn tệp NHAP_FORMS_6_PHAN.docx, chọn dạng Quiz. Không nhập tệp tài liệu này.</w:t>
       </w:r>
     </w:p>
     <w:p>
@@ -3579,7 +3593,7 @@
         <w:pStyle w:val="ListNumber"/>
       </w:pPr>
       <w:r>
-        <w:t>Phần 1: thêm 2 câu Văn bản (Text): Mã học sinh, Họ và tên. Đặt bắt buộc.</w:t>
+        <w:t>Kiểm tra lại: đủ 6 phần, 162 câu, câu nào có lựa chọn thì vẫn là câu chọn một.</w:t>
       </w:r>
     </w:p>
     <w:p>
@@ -3587,7 +3601,7 @@
         <w:pStyle w:val="ListNumber"/>
       </w:pPr>
       <w:r>
-        <w:t>Thêm Phần 2 (Thứ Hai). Thêm câu mở buổi (chọn một), câu xếp hạng (Ranking) 10 CLB, rồi lần lượt với từng CLB: câu “Thi CLB ...?” có 3 lựa chọn, và ngay sau đó 2 câu đề thi.</w:t>
+        <w:t>Đổi 5 câu xếp hạng (mã [thu_2] tới [thu_6]) sang dạng Ranking, giữ nguyên chữ và các lựa chọn.</w:t>
       </w:r>
     </w:p>
     <w:p>
@@ -3611,7 +3625,7 @@
         <w:pStyle w:val="ListNumber"/>
       </w:pPr>
       <w:r>
-        <w:t>Đặt rẽ nhánh theo bảng ở mục 5.</w:t>
+        <w:t>Đặt rẽ nhánh theo bảng ở mục 5. Các buổi khác đặt theo cùng quy tắc.</w:t>
       </w:r>
     </w:p>
     <w:p>
@@ -3619,7 +3633,15 @@
         <w:pStyle w:val="ListNumber"/>
       </w:pPr>
       <w:r>
-        <w:t>Lặp lại cho Phần 3 tới Phần 6 (Thứ Ba tới Thứ Sáu).</w:t>
+        <w:t>Làm như vậy cho cả 5 buổi, Phần 2 tới Phần 6.</w:t>
+      </w:r>
+    </w:p>
+    <w:p>
+      <w:pPr>
+        <w:pStyle w:val="ListNumber"/>
+      </w:pPr>
+      <w:r>
+        <w:t>Giữ nguyên phần [mã] ở đầu mỗi câu hỏi. Bộ chuyển đổi dựa vào mã này để đọc tệp Excel.</w:t>
       </w:r>
     </w:p>
     <w:p>
